--- a/Layouts/TUEForm.docx
+++ b/Layouts/TUEForm.docx
@@ -6143,70 +6143,6 @@
  
  < N a v W o r d R e p o r t X m l P a r t   x m l n s = " u r n : m i c r o s o f t - d y n a m i c s - n a v / r e p o r t s / T U E _ f o r m / 9 9 1 0 8 / " >   
-     < B C R e p o r t I n f o r m a t i o n > - 
-         < R e p o r t M e t a d a t a > - 
-             < E x t e n s i o n I d > E x t e n s i o n   I D < / E x t e n s i o n I d > - 
-             < E x t e n s i o n N a m e > E x t e n s i o n   N a m e < / E x t e n s i o n N a m e > - 
-             < E x t e n s i o n P u b l i s h e r > E x t e n s i o n   P u b l i s h e r < / E x t e n s i o n P u b l i s h e r > - 
-             < E x t e n s i o n V e r s i o n > E x t e n s i o n   V e r s i o n < / E x t e n s i o n V e r s i o n > - 
-             < R e p o r t I d > R e p o r t   I D < / R e p o r t I d > - 
-             < R e p o r t N a m e > R e p o r t   N a m e < / R e p o r t N a m e > - 
-             < A b o u t T h i s R e p o r t T i t l e > A b o u t   T h i s   R e p o r t   T i t l e < / A b o u t T h i s R e p o r t T i t l e > - 
-             < A b o u t T h i s R e p o r t T e x t > A b o u t   T h i s   R e p o r t   T e x t < / A b o u t T h i s R e p o r t T e x t > - 
-             < R e p o r t H e l p L i n k > R e p o r t   H e l p   L i n k < / R e p o r t H e l p L i n k > - 
-         < / R e p o r t M e t a d a t a > - 
-         < R e p o r t R e q u e s t > - 
-             < T e n a n t E n t r a I d > T e n a n t   E n t r a   I d < / T e n a n t E n t r a I d > - 
-             < E n v i r o n m e n t N a m e > E n v i r o n m e n t   N a m e < / E n v i r o n m e n t N a m e > - 
-             < E n v i r o n m e n t T y p e > E n v i r o n m e n t   T y p e < / E n v i r o n m e n t T y p e > - 
-             < C o m p a n y N a m e > C o m p a n y   N a m e < / C o m p a n y N a m e > - 
-             < C o m p a n y D i s p l a y N a m e > C o m p a n y   D i s p l a y   N a m e < / C o m p a n y D i s p l a y N a m e > - 
-             < C o m p a n y I d > C o m p a n y   I D < / C o m p a n y I d > - 
-             < U s e r N a m e > U s e r   N a m e < / U s e r N a m e > - 
-             < D a t e A n d T i m e > D a t e   a n d   T i m e < / D a t e A n d T i m e > - 
-             < L a n g u a g e > L a n g u a g e < / L a n g u a g e > - 
-             < F o r m a t R e g i o n > F o r m a t   R e g i o n < / F o r m a t R e g i o n > - 
-             < D a t e T i m e V a l u e s > - 
-                 < Y e a r > Y e a r < / Y e a r > - 
-                 < M o n t h N u m b e r > M o n t h   N u m b e r < / M o n t h N u m b e r > - 
-                 < D a y N u m b e r > D a y   N u m b e r < / D a y N u m b e r > - 
-                 < H o u r > H o u r < / H o u r > - 
-                 < M i n u t e > M i n u t e < / M i n u t e > - 
-             < / D a t e T i m e V a l u e s > - 
-         < / R e p o r t R e q u e s t > - 
-     < / B C R e p o r t I n f o r m a t i o n > - 
      < T U E A p p l i c a t i o n H e a d e r >   
          < A d d r e s s > A d d r e s s < / A d d r e s s > 
--- a/Layouts/TUEForm.docx
+++ b/Layouts/TUEForm.docx
@@ -6143,6 +6143,70 @@
  
  < N a v W o r d R e p o r t X m l P a r t   x m l n s = " u r n : m i c r o s o f t - d y n a m i c s - n a v / r e p o r t s / T U E _ f o r m / 9 9 1 0 8 / " >   
+     < B C R e p o r t I n f o r m a t i o n > + 
+         < R e p o r t M e t a d a t a > + 
+             < E x t e n s i o n I d > E x t e n s i o n   I D < / E x t e n s i o n I d > + 
+             < E x t e n s i o n N a m e > E x t e n s i o n   N a m e < / E x t e n s i o n N a m e > + 
+             < E x t e n s i o n P u b l i s h e r > E x t e n s i o n   P u b l i s h e r < / E x t e n s i o n P u b l i s h e r > + 
+             < E x t e n s i o n V e r s i o n > E x t e n s i o n   V e r s i o n < / E x t e n s i o n V e r s i o n > + 
+             < R e p o r t I d > R e p o r t   I D < / R e p o r t I d > + 
+             < R e p o r t N a m e > R e p o r t   N a m e < / R e p o r t N a m e > + 
+             < A b o u t T h i s R e p o r t T i t l e > A b o u t   T h i s   R e p o r t   T i t l e < / A b o u t T h i s R e p o r t T i t l e > + 
+             < A b o u t T h i s R e p o r t T e x t > A b o u t   T h i s   R e p o r t   T e x t < / A b o u t T h i s R e p o r t T e x t > + 
+             < R e p o r t H e l p L i n k > R e p o r t   H e l p   L i n k < / R e p o r t H e l p L i n k > + 
+         < / R e p o r t M e t a d a t a > + 
+         < R e p o r t R e q u e s t > + 
+             < T e n a n t E n t r a I d > T e n a n t   E n t r a   I d < / T e n a n t E n t r a I d > + 
+             < E n v i r o n m e n t N a m e > E n v i r o n m e n t   N a m e < / E n v i r o n m e n t N a m e > + 
+             < E n v i r o n m e n t T y p e > E n v i r o n m e n t   T y p e < / E n v i r o n m e n t T y p e > + 
+             < C o m p a n y N a m e > C o m p a n y   N a m e < / C o m p a n y N a m e > + 
+             < C o m p a n y D i s p l a y N a m e > C o m p a n y   D i s p l a y   N a m e < / C o m p a n y D i s p l a y N a m e > + 
+             < C o m p a n y I d > C o m p a n y   I D < / C o m p a n y I d > + 
+             < U s e r N a m e > U s e r   N a m e < / U s e r N a m e > + 
+             < D a t e A n d T i m e > D a t e   a n d   T i m e < / D a t e A n d T i m e > + 
+             < L a n g u a g e > L a n g u a g e < / L a n g u a g e > + 
+             < F o r m a t R e g i o n > F o r m a t   R e g i o n < / F o r m a t R e g i o n > + 
+             < D a t e T i m e V a l u e s > + 
+                 < Y e a r > Y e a r < / Y e a r > + 
+                 < M o n t h N u m b e r > M o n t h   N u m b e r < / M o n t h N u m b e r > + 
+                 < D a y N u m b e r > D a y   N u m b e r < / D a y N u m b e r > + 
+                 < H o u r > H o u r < / H o u r > + 
+                 < M i n u t e > M i n u t e < / M i n u t e > + 
+             < / D a t e T i m e V a l u e s > + 
+         < / R e p o r t R e q u e s t > + 
+     < / B C R e p o r t I n f o r m a t i o n > + 
      < T U E A p p l i c a t i o n H e a d e r >   
          < A d d r e s s > A d d r e s s < / A d d r e s s > 
--- a/Layouts/TUEForm.docx
+++ b/Layouts/TUEForm.docx
@@ -6159,6 +6159,8 @@
  
              < R e p o r t N a m e > R e p o r t   N a m e < / R e p o r t N a m e >   
+             < R e p o r t C a p t i o n > R e p o r t   C a p t i o n < / R e p o r t C a p t i o n > + 
              < A b o u t T h i s R e p o r t T i t l e > A b o u t   T h i s   R e p o r t   T i t l e < / A b o u t T h i s R e p o r t T i t l e >   
              < A b o u t T h i s R e p o r t T e x t > A b o u t   T h i s   R e p o r t   T e x t < / A b o u t T h i s R e p o r t T e x t > @@ -6205,6 +6207,84 @@
  
          < / R e p o r t R e q u e s t >   
+         < C o m p a n y M e t a d a t a > + 
+             < C o m p a n y N a m e > C o m p a n y   N a m e < / C o m p a n y N a m e > + 
+             < C o m p a n y D i s p l a y N a m e > C o m p a n y   D i s p l a y   N a m e < / C o m p a n y D i s p l a y N a m e > + 
+             < C o m p a n y A d d r e s s L i n e s > + 
+                 < C o m p a n y A d d r e s s L i n e 1 > C o m p a n y   A d d r e s s   L i n e   1 < / C o m p a n y A d d r e s s L i n e 1 > + 
+                 < C o m p a n y A d d r e s s L i n e 2 > C o m p a n y   A d d r e s s   L i n e   2 < / C o m p a n y A d d r e s s L i n e 2 > + 
+                 < C o m p a n y A d d r e s s L i n e 3 > C o m p a n y   A d d r e s s   L i n e   3 < / C o m p a n y A d d r e s s L i n e 3 > + 
+                 < C o m p a n y A d d r e s s L i n e 4 > C o m p a n y   A d d r e s s   L i n e   4 < / C o m p a n y A d d r e s s L i n e 4 > + 
+                 < C o m p a n y A d d r e s s L i n e 5 > C o m p a n y   A d d r e s s   L i n e   5 < / C o m p a n y A d d r e s s L i n e 5 > + 
+                 < C o m p a n y A d d r e s s L i n e 6 > C o m p a n y   A d d r e s s   L i n e   6 < / C o m p a n y A d d r e s s L i n e 6 > + 
+                 < C o m p a n y A d d r e s s L i n e 7 > C o m p a n y   A d d r e s s   L i n e   7 < / C o m p a n y A d d r e s s L i n e 7 > + 
+                 < C o m p a n y A d d r e s s L i n e 8 > C o m p a n y   A d d r e s s   L i n e   8 < / C o m p a n y A d d r e s s L i n e 8 > + 
+             < / C o m p a n y A d d r e s s L i n e s > + 
+             < C o m p a n y P h o n e > C o m p a n y   P h o n e < / C o m p a n y P h o n e > + 
+             < C o m p a n y P h o n e C a p t i o n > C o m p a n y   P h o n e   C a p t i o n < / C o m p a n y P h o n e C a p t i o n > + 
+             < C o m p a n y F a x N o > C o m p a n y   F a x   N o . < / C o m p a n y F a x N o > + 
+             < C o m p a n y F a x N o C a p t i o n > C o m p a n y   F a x   N o .   C a p t i o n < / C o m p a n y F a x N o C a p t i o n > + 
+             < C o m p a n y E m a i l > C o m p a n y   E m a i l < / C o m p a n y E m a i l > + 
+             < C o m p a n y E m a i l C a p t i o n > C o m p a n y   E m a i l   C a p t i o n < / C o m p a n y E m a i l C a p t i o n > + 
+             < C o m p a n y H o m e P a g e > C o m p a n y   H o m e   P a g e < / C o m p a n y H o m e P a g e > + 
+             < C o m p a n y H o m e P a g e C a p t i o n > C o m p a n y   H o m e   P a g e   C a p t i o n < / C o m p a n y H o m e P a g e C a p t i o n > + 
+             < C o m p a n y L o g o > C o m p a n y   L o g o < / C o m p a n y L o g o > + 
+             < C o m p a n y V A T R e g i s t r a t i o n N o > C o m p a n y   V A T   R e g i s t r a t i o n   N o . < / C o m p a n y V A T R e g i s t r a t i o n N o > + 
+             < C o m p a n y V A T R e g i s t r a t i o n N o C a p t i o n > C o m p a n y   V A T   R e g i s t r a t i o n   N o .   C a p t i o n < / C o m p a n y V A T R e g i s t r a t i o n N o C a p t i o n > + 
+             < C o m p a n y R e g i s t r a t i o n N o > C o m p a n y   R e g i s t r a t i o n   N o . < / C o m p a n y R e g i s t r a t i o n N o > + 
+             < C o m p a n y R e g i s t r a t i o n N o C a p t i o n > C o m p a n y   R e g i s t r a t i o n   N o .   C a p t i o n < / C o m p a n y R e g i s t r a t i o n N o C a p t i o n > + 
+             < C o m p a n y B a n k N a m e > C o m p a n y   B a n k   N a m e < / C o m p a n y B a n k N a m e > + 
+             < C o m p a n y B a n k N a m e C a p t i o n > C o m p a n y   B a n k   N a m e   C a p t i o n < / C o m p a n y B a n k N a m e C a p t i o n > + 
+             < C o m p a n y B a n k A c c o u n t N o > C o m p a n y   B a n k   A c c o u n t   N o . < / C o m p a n y B a n k A c c o u n t N o > + 
+             < C o m p a n y B a n k A c c o u n t N o C a p t i o n > C o m p a n y   B a n k   A c c o u n t   N o .   C a p t i o n < / C o m p a n y B a n k A c c o u n t N o C a p t i o n > + 
+             < C o m p a n y B a n k B r a n c h N o > C o m p a n y   B a n k   B r a n c h   N o . < / C o m p a n y B a n k B r a n c h N o > + 
+             < C o m p a n y B a n k B r a n c h N o C a p t i o n > C o m p a n y   B a n k   B r a n c h   N o .   C a p t i o n < / C o m p a n y B a n k B r a n c h N o C a p t i o n > + 
+             < C o m p a n y I B A N > C o m p a n y   I B A N < / C o m p a n y I B A N > + 
+             < C o m p a n y I B A N C a p t i o n > C o m p a n y   I B A N   C a p t i o n < / C o m p a n y I B A N C a p t i o n > + 
+             < C o m p a n y B a n k S W I F T > C o m p a n y   B a n k   S W I F T < / C o m p a n y B a n k S W I F T > + 
+             < C o m p a n y B a n k S W I F T C a p t i o n > C o m p a n y   B a n k   S W I F T   C a p t i o n < / C o m p a n y B a n k S W I F T C a p t i o n > + 
+             < C o m p a n y G i r o N o > C o m p a n y   G i r o   N o . < / C o m p a n y G i r o N o > + 
+             < C o m p a n y G i r o N o C a p t i o n > C o m p a n y   G i r o   N o .   C a p t i o n < / C o m p a n y G i r o N o C a p t i o n > + 
+         < / C o m p a n y M e t a d a t a > + 
      < / B C R e p o r t I n f o r m a t i o n >   
      < T U E A p p l i c a t i o n H e a d e r > @@ -6338,6 +6418,295 @@
              < P r e v P r o h i b i t e d _ S u b s t a n c e > P r e v P r o h i b i t e d _ S u b s t a n c e < / P r e v P r o h i b i t e d _ S u b s t a n c e >   
              < P r e v S u b s t a n c e _ D e s c r i p t i o n > P r e v S u b s t a n c e _ D e s c r i p t i o n < / P r e v S u b s t a n c e _ D e s c r i p t i o n > + 
+         < / P r e v i o u s _ A p p l i c a t i o n _ x 0 0 3 F _ > + 
+     < / T U E A p p l i c a t i o n H e a d e r > + 
+ < / N a v W o r d R e p o r t X m l P a r t > 
+</file>
+
+<file path=customXml/item2.xml>��< ? x m l   v e r s i o n = " 1 . 0 "   e n c o d i n g = " u t f - 1 6 " ? > + 
+ < N a v W o r d R e p o r t X m l P a r t   x m l n s = " u r n : m i c r o s o f t - d y n a m i c s - b u s i n e s s c e n t r a l / i n t e r n a l / e x t e n d e d / r e p o r t s / T U E _ f o r m / 9 9 1 0 8 / " > + 
+     < B C R e p o r t I n f o r m a t i o n > + 
+         < R e p o r t M e t a d a t a > + 
+             < E x t e n s i o n I d > E x t e n s i o n   I D < / E x t e n s i o n I d > + 
+             < E x t e n s i o n N a m e > E x t e n s i o n   N a m e < / E x t e n s i o n N a m e > + 
+             < E x t e n s i o n P u b l i s h e r > E x t e n s i o n   P u b l i s h e r < / E x t e n s i o n P u b l i s h e r > + 
+             < E x t e n s i o n V e r s i o n > E x t e n s i o n   V e r s i o n < / E x t e n s i o n V e r s i o n > + 
+             < R e p o r t I d > R e p o r t   I D < / R e p o r t I d > + 
+             < R e p o r t N a m e > R e p o r t   N a m e < / R e p o r t N a m e > + 
+             < R e p o r t C a p t i o n > R e p o r t   C a p t i o n < / R e p o r t C a p t i o n > + 
+             < A b o u t T h i s R e p o r t T i t l e > A b o u t   T h i s   R e p o r t   T i t l e < / A b o u t T h i s R e p o r t T i t l e > + 
+             < A b o u t T h i s R e p o r t T e x t > A b o u t   T h i s   R e p o r t   T e x t < / A b o u t T h i s R e p o r t T e x t > + 
+             < R e p o r t H e l p L i n k > R e p o r t   H e l p   L i n k < / R e p o r t H e l p L i n k > + 
+         < / R e p o r t M e t a d a t a > + 
+         < R e p o r t R e q u e s t > + 
+             < T e n a n t E n t r a I d > T e n a n t   E n t r a   I d < / T e n a n t E n t r a I d > + 
+             < E n v i r o n m e n t N a m e > E n v i r o n m e n t   N a m e < / E n v i r o n m e n t N a m e > + 
+             < E n v i r o n m e n t T y p e > E n v i r o n m e n t   T y p e < / E n v i r o n m e n t T y p e > + 
+             < C o m p a n y N a m e > C o m p a n y   N a m e < / C o m p a n y N a m e > + 
+             < C o m p a n y D i s p l a y N a m e > C o m p a n y   D i s p l a y   N a m e < / C o m p a n y D i s p l a y N a m e > + 
+             < C o m p a n y I d > C o m p a n y   I D < / C o m p a n y I d > + 
+             < U s e r N a m e > U s e r   N a m e < / U s e r N a m e > + 
+             < D a t e A n d T i m e > D a t e   a n d   T i m e < / D a t e A n d T i m e > + 
+             < L a n g u a g e > L a n g u a g e < / L a n g u a g e > + 
+             < F o r m a t R e g i o n > F o r m a t   R e g i o n < / F o r m a t R e g i o n > + 
+             < D a t e T i m e V a l u e s > + 
+                 < Y e a r > Y e a r < / Y e a r > + 
+                 < M o n t h N u m b e r > M o n t h   N u m b e r < / M o n t h N u m b e r > + 
+                 < D a y N u m b e r > D a y   N u m b e r < / D a y N u m b e r > + 
+                 < H o u r > H o u r < / H o u r > + 
+                 < M i n u t e > M i n u t e < / M i n u t e > + 
+             < / D a t e T i m e V a l u e s > + 
+         < / R e p o r t R e q u e s t > + 
+         < C o m p a n y M e t a d a t a > + 
+             < C o m p a n y N a m e > C o m p a n y   N a m e < / C o m p a n y N a m e > + 
+             < C o m p a n y D i s p l a y N a m e > C o m p a n y   D i s p l a y   N a m e < / C o m p a n y D i s p l a y N a m e > + 
+             < C o m p a n y A d d r e s s L i n e s > + 
+                 < C o m p a n y A d d r e s s L i n e 1 > C o m p a n y   A d d r e s s   L i n e   1 < / C o m p a n y A d d r e s s L i n e 1 > + 
+                 < C o m p a n y A d d r e s s L i n e 2 > C o m p a n y   A d d r e s s   L i n e   2 < / C o m p a n y A d d r e s s L i n e 2 > + 
+                 < C o m p a n y A d d r e s s L i n e 3 > C o m p a n y   A d d r e s s   L i n e   3 < / C o m p a n y A d d r e s s L i n e 3 > + 
+                 < C o m p a n y A d d r e s s L i n e 4 > C o m p a n y   A d d r e s s   L i n e   4 < / C o m p a n y A d d r e s s L i n e 4 > + 
+                 < C o m p a n y A d d r e s s L i n e 5 > C o m p a n y   A d d r e s s   L i n e   5 < / C o m p a n y A d d r e s s L i n e 5 > + 
+                 < C o m p a n y A d d r e s s L i n e 6 > C o m p a n y   A d d r e s s   L i n e   6 < / C o m p a n y A d d r e s s L i n e 6 > + 
+                 < C o m p a n y A d d r e s s L i n e 7 > C o m p a n y   A d d r e s s   L i n e   7 < / C o m p a n y A d d r e s s L i n e 7 > + 
+                 < C o m p a n y A d d r e s s L i n e 8 > C o m p a n y   A d d r e s s   L i n e   8 < / C o m p a n y A d d r e s s L i n e 8 > + 
+             < / C o m p a n y A d d r e s s L i n e s > + 
+             < C o m p a n y P h o n e > C o m p a n y   P h o n e < / C o m p a n y P h o n e > + 
+             < C o m p a n y P h o n e C a p t i o n > C o m p a n y   P h o n e   C a p t i o n < / C o m p a n y P h o n e C a p t i o n > + 
+             < C o m p a n y F a x N o > C o m p a n y   F a x   N o . < / C o m p a n y F a x N o > + 
+             < C o m p a n y F a x N o C a p t i o n > C o m p a n y   F a x   N o .   C a p t i o n < / C o m p a n y F a x N o C a p t i o n > + 
+             < C o m p a n y E m a i l > C o m p a n y   E m a i l < / C o m p a n y E m a i l > + 
+             < C o m p a n y E m a i l C a p t i o n > C o m p a n y   E m a i l   C a p t i o n < / C o m p a n y E m a i l C a p t i o n > + 
+             < C o m p a n y H o m e P a g e > C o m p a n y   H o m e   P a g e < / C o m p a n y H o m e P a g e > + 
+             < C o m p a n y H o m e P a g e C a p t i o n > C o m p a n y   H o m e   P a g e   C a p t i o n < / C o m p a n y H o m e P a g e C a p t i o n > + 
+             < C o m p a n y L o g o > C o m p a n y   L o g o < / C o m p a n y L o g o > + 
+             < C o m p a n y V A T R e g i s t r a t i o n N o > C o m p a n y   V A T   R e g i s t r a t i o n   N o . < / C o m p a n y V A T R e g i s t r a t i o n N o > + 
+             < C o m p a n y V A T R e g i s t r a t i o n N o C a p t i o n > C o m p a n y   V A T   R e g i s t r a t i o n   N o .   C a p t i o n < / C o m p a n y V A T R e g i s t r a t i o n N o C a p t i o n > + 
+             < C o m p a n y R e g i s t r a t i o n N o > C o m p a n y   R e g i s t r a t i o n   N o . < / C o m p a n y R e g i s t r a t i o n N o > + 
+             < C o m p a n y R e g i s t r a t i o n N o C a p t i o n > C o m p a n y   R e g i s t r a t i o n   N o .   C a p t i o n < / C o m p a n y R e g i s t r a t i o n N o C a p t i o n > + 
+             < C o m p a n y B a n k N a m e > C o m p a n y   B a n k   N a m e < / C o m p a n y B a n k N a m e > + 
+             < C o m p a n y B a n k N a m e C a p t i o n > C o m p a n y   B a n k   N a m e   C a p t i o n < / C o m p a n y B a n k N a m e C a p t i o n > + 
+             < C o m p a n y B a n k A c c o u n t N o > C o m p a n y   B a n k   A c c o u n t   N o . < / C o m p a n y B a n k A c c o u n t N o > + 
+             < C o m p a n y B a n k A c c o u n t N o C a p t i o n > C o m p a n y   B a n k   A c c o u n t   N o .   C a p t i o n < / C o m p a n y B a n k A c c o u n t N o C a p t i o n > + 
+             < C o m p a n y B a n k B r a n c h N o > C o m p a n y   B a n k   B r a n c h   N o . < / C o m p a n y B a n k B r a n c h N o > + 
+             < C o m p a n y B a n k B r a n c h N o C a p t i o n > C o m p a n y   B a n k   B r a n c h   N o .   C a p t i o n < / C o m p a n y B a n k B r a n c h N o C a p t i o n > + 
+             < C o m p a n y I B A N > C o m p a n y   I B A N < / C o m p a n y I B A N > + 
+             < C o m p a n y I B A N C a p t i o n > C o m p a n y   I B A N   C a p t i o n < / C o m p a n y I B A N C a p t i o n > + 
+             < C o m p a n y B a n k S W I F T > C o m p a n y   B a n k   S W I F T < / C o m p a n y B a n k S W I F T > + 
+             < C o m p a n y B a n k S W I F T C a p t i o n > C o m p a n y   B a n k   S W I F T   C a p t i o n < / C o m p a n y B a n k S W I F T C a p t i o n > + 
+             < C o m p a n y G i r o N o > C o m p a n y   G i r o   N o . < / C o m p a n y G i r o N o > + 
+             < C o m p a n y G i r o N o C a p t i o n > C o m p a n y   G i r o   N o .   C a p t i o n < / C o m p a n y G i r o N o C a p t i o n > + 
+         < / C o m p a n y M e t a d a t a > + 
+     < / B C R e p o r t I n f o r m a t i o n > + 
+     < T o o l t i p s   / > + 
+     < T U E A p p l i c a t i o n H e a d e r   E l e m e n t T y p e = " D a t a I t e m "   E l e m e n t I d = " 1 4 3 1 0 9 7 9 4 8 " > + 
+         < A d d r e s s   E l e m e n t T y p e = " C o l u m n "   E l e m e n t I d = " 1 0 2 0 9 6 0 6 9 1 "   D a t a T y p e = " T e x t " > A d d r e s s < / A d d r e s s > + 
+         < A p p r o v a l D a t e   E l e m e n t T y p e = " C o l u m n "   E l e m e n t I d = " 1 4 5 8 4 6 2 8 2 "   D a t a T y p e = " S t r i n g " > A p p r o v a l D a t e < / A p p r o v a l D a t e > + 
+         < A p p r o v a l S t a t u s   E l e m e n t T y p e = " C o l u m n "   E l e m e n t I d = " 1 1 5 6 8 9 9 0 5 4 "   D a t a T y p e = " E n u m " > A p p r o v a l S t a t u s < / A p p r o v a l S t a t u s > + 
+         < A t h l e t e D e c l a r a t i o n D a t e   E l e m e n t T y p e = " C o l u m n "   E l e m e n t I d = " 7 2 4 0 7 1 6 2 8 "   D a t a T y p e = " S t r i n g " > A t h l e t e D e c l a r a t i o n D a t e < / A t h l e t e D e c l a r a t i o n D a t e > + 
+         < C i t y   E l e m e n t T y p e = " C o l u m n "   E l e m e n t I d = " 1 4 3 2 6 9 1 7 5 8 "   D a t a T y p e = " T e x t " > C i t y < / C i t y > + 
+         < C o m p a n y A d d r e s s 1   E l e m e n t T y p e = " C o l u m n "   E l e m e n t I d = " 1 8 8 4 1 6 4 3 2 3 "   D a t a T y p e = " T e x t " > C o m p a n y A d d r e s s 1 < / C o m p a n y A d d r e s s 1 > + 
+         < C o m p a n y A d d r e s s 2   E l e m e n t T y p e = " C o l u m n "   E l e m e n t I d = " 1 2 4 6 4 6 7 7 0 6 "   D a t a T y p e = " T e x t " > C o m p a n y A d d r e s s 2 < / C o m p a n y A d d r e s s 2 > + 
+         < C o m p a n y A d d r e s s 3   E l e m e n t T y p e = " C o l u m n "   E l e m e n t I d = " 6 0 8 7 7 1 0 8 9 "   D a t a T y p e = " T e x t " > C o m p a n y A d d r e s s 3 < / C o m p a n y A d d r e s s 3 > + 
+         < C o m p a n y A d d r e s s 4   E l e m e n t T y p e = " C o l u m n "   E l e m e n t I d = " 7 7 7 6 8 0 1 1 2 "   D a t a T y p e = " T e x t " > C o m p a n y A d d r e s s 4 < / C o m p a n y A d d r e s s 4 > + 
+         < C o m p a n y A d d r e s s 5   E l e m e n t T y p e = " C o l u m n "   E l e m e n t I d = " 1 3 9 9 8 3 4 9 5 "   D a t a T y p e = " T e x t " > C o m p a n y A d d r e s s 5 < / C o m p a n y A d d r e s s 5 > + 
+         < C o m p a n y A d d r e s s 6   E l e m e n t T y p e = " C o l u m n "   E l e m e n t I d = " 4 9 7 7 1 3 1 2 2 "   D a t a T y p e = " T e x t " > C o m p a n y A d d r e s s 6 < / C o m p a n y A d d r e s s 6 > + 
+         < C o m p a n y A d d r e s s 7   E l e m e n t T y p e = " C o l u m n "   E l e m e n t I d = " 1 1 3 5 4 0 9 7 3 9 "   D a t a T y p e = " T e x t " > C o m p a n y A d d r e s s 7 < / C o m p a n y A d d r e s s 7 > + 
+         < C o m p a n y A d d r e s s 8   E l e m e n t T y p e = " C o l u m n "   E l e m e n t I d = " 1 7 1 5 2 5 5 3 0 0 "   D a t a T y p e = " T e x t " > C o m p a n y A d d r e s s 8 < / C o m p a n y A d d r e s s 8 > + 
+         < C o m p a n y N a m e   E l e m e n t T y p e = " C o l u m n "   E l e m e n t I d = " 1 5 9 5 4 7 7 3 9 5 "   D a t a T y p e = " T e x t " > C o m p a n y N a m e < / C o m p a n y N a m e > + 
+         < C o m p a n y P i c t u r e   E l e m e n t T y p e = " C o l u m n "   E l e m e n t I d = " 1 3 9 7 4 1 1 0 7 4 "   D a t a T y p e = " B l o b "   / > + 
+         < C o u n t r y R e g i o n C o d e   E l e m e n t T y p e = " C o l u m n "   E l e m e n t I d = " 1 4 5 3 2 4 6 3 2 "   D a t a T y p e = " C o d e " > C o u n t r y R e g i o n C o d e < / C o u n t r y R e g i o n C o d e > + 
+         < C u s t o m e r N o   E l e m e n t T y p e = " C o l u m n "   E l e m e n t I d = " 1 5 4 2 0 5 1 5 6 0 "   D a t a T y p e = " C o d e " > C u s t o m e r N o < / C u s t o m e r N o > + 
+         < D a t e O f B i r t h   E l e m e n t T y p e = " C o l u m n "   E l e m e n t I d = " 2 0 9 3 9 5 3 7 7 9 "   D a t a T y p e = " S t r i n g " > D a t e O f B i r t h < / D a t e O f B i r t h > + 
+         < D i s c i p l i n e   E l e m e n t T y p e = " C o l u m n "   E l e m e n t I d = " 1 1 2 5 5 1 4 3 6 7 "   D a t a T y p e = " C o d e " > D i s c i p l i n e < / D i s c i p l i n e > + 
+         < D o c u m e n t D a t e   E l e m e n t T y p e = " C o l u m n "   E l e m e n t I d = " 5 5 2 8 7 1 9 1 4 "   D a t a T y p e = " D a t e " > D o c u m e n t D a t e < / D o c u m e n t D a t e > + 
+         < E M a i l   E l e m e n t T y p e = " C o l u m n "   E l e m e n t I d = " 6 7 4 8 6 3 5 3 5 "   D a t a T y p e = " T e x t " > E M a i l < / E M a i l > + 
+         < F e m a l e   E l e m e n t T y p e = " C o l u m n "   E l e m e n t I d = " 1 2 5 1 8 6 5 6 2 1 "   D a t a T y p e = " S t r i n g " > F e m a l e < / F e m a l e > + 
+         < F i r s t N a m e   E l e m e n t T y p e = " C o l u m n "   E l e m e n t I d = " 1 8 2 6 1 6 9 8 2 4 "   D a t a T y p e = " T e x t " > F i r s t N a m e < / F i r s t N a m e > + 
+         < G e n d e r   E l e m e n t T y p e = " C o l u m n "   E l e m e n t I d = " 1 5 5 8 1 8 6 7 4 "   D a t a T y p e = " E n u m " > G e n d e r < / G e n d e r > + 
+         < L a s t N a m e   E l e m e n t T y p e = " C o l u m n "   E l e m e n t I d = " 1 9 3 5 1 0 2 1 7 6 "   D a t a T y p e = " T e x t " > L a s t N a m e < / L a s t N a m e > + 
+         < L i c e n s e B o d y   E l e m e n t T y p e = " C o l u m n "   E l e m e n t I d = " 1 8 2 3 0 7 8 9 3 4 "   D a t a T y p e = " C o d e " > L i c e n s e B o d y < / L i c e n s e B o d y > + 
+         < L i c e n s e N u m b e r   E l e m e n t T y p e = " C o l u m n "   E l e m e n t I d = " 1 6 9 3 5 0 4 6 9 1 "   D a t a T y p e = " C o d e " > L i c e n s e N u m b e r < / L i c e n s e N u m b e r > + 
+         < L i c e n s e _ B o d y   E l e m e n t T y p e = " C o l u m n "   E l e m e n t I d = " 1 4 5 4 0 9 4 3 8 5 "   D a t a T y p e = " C o d e " > L i c e n s e _ B o d y < / L i c e n s e _ B o d y > + 
+         < L i c e n s e _ N u m b e r   E l e m e n t T y p e = " C o l u m n "   E l e m e n t I d = " 1 3 4 2 6 3 4 3 4 "   D a t a T y p e = " C o d e " > L i c e n s e _ N u m b e r < / L i c e n s e _ N u m b e r > + 
+         < M a l e   E l e m e n t T y p e = " C o l u m n "   E l e m e n t I d = " 2 1 2 9 4 8 3 2 0 "   D a t a T y p e = " S t r i n g " > M a l e < / M a l e > + 
+         < M e d i c a l P r a c t i t i o n e r N a m e   E l e m e n t T y p e = " C o l u m n "   E l e m e n t I d = " 1 4 9 1 5 0 9 9 3 5 "   D a t a T y p e = " T e x t " > M e d i c a l P r a c t i t i o n e r N a m e < / M e d i c a l P r a c t i t i o n e r N a m e > + 
+         < M e d i c a l _ S p e c i a l t y   E l e m e n t T y p e = " C o l u m n "   E l e m e n t I d = " 5 6 7 5 0 5 0 6 1 "   D a t a T y p e = " C o d e " > M e d i c a l _ S p e c i a l t y < / M e d i c a l _ S p e c i a l t y > + 
+         < M P A d d r e s s   E l e m e n t T y p e = " C o l u m n "   E l e m e n t I d = " 6 3 8 2 9 6 2 8 2 "   D a t a T y p e = " T e x t " > M P A d d r e s s < / M P A d d r e s s > + 
+         < M P C i t y   E l e m e n t T y p e = " C o l u m n "   E l e m e n t I d = " 1 8 5 9 7 0 1 2 0 1 "   D a t a T y p e = " C o d e " > M P C i t y < / M P C i t y > + 
+         < M P _ A d d r e s s   E l e m e n t T y p e = " C o l u m n "   E l e m e n t I d = " 1 0 8 5 8 6 2 2 6 5 "   D a t a T y p e = " T e x t " > M P _ A d d r e s s < / M P _ A d d r e s s > + 
+         < M P _ C i t y   E l e m e n t T y p e = " C o l u m n "   E l e m e n t I d = " 1 2 5 2 3 5 0 0 4 0 "   D a t a T y p e = " C o d e " > M P _ C i t y < / M P _ C i t y > + 
+         < M P _ C o u n t r y   E l e m e n t T y p e = " C o l u m n "   E l e m e n t I d = " 6 6 6 9 1 0 1 3 7 "   D a t a T y p e = " C o d e " > M P _ C o u n t r y < / M P _ C o u n t r y > + 
+         < M P _ D e c l a r a t i o n _ D a t e   E l e m e n t T y p e = " C o l u m n "   E l e m e n t I d = " 1 4 9 2 7 8 4 6 1 2 "   D a t a T y p e = " S t r i n g " > M P _ D e c l a r a t i o n _ D a t e < / M P _ D e c l a r a t i o n _ D a t e > + 
+         < M P _ E _ M a i l   E l e m e n t T y p e = " C o l u m n "   E l e m e n t I d = " 9 9 1 6 2 3 6 5 2 "   D a t a T y p e = " T e x t " > M P _ E _ M a i l < / M P _ E _ M a i l > + 
+         < M P _ P o s t _ C o d e   E l e m e n t T y p e = " C o l u m n "   E l e m e n t I d = " 9 1 2 0 4 3 4 5 3 "   D a t a T y p e = " C o d e " > M P _ P o s t _ C o d e < / M P _ P o s t _ C o d e > + 
+         < N o   E l e m e n t T y p e = " C o l u m n "   E l e m e n t I d = " 1 1 9 8 2 6 8 3 4 0 "   D a t a T y p e = " C o d e " > N o < / N o > + 
+         < P r e v i o u s A p p l i c a t i o n   E l e m e n t T y p e = " C o l u m n "   E l e m e n t I d = " 8 8 0 7 2 4 6 0 6 "   D a t a T y p e = " S t r i n g " > P r e v i o u s A p p l i c a t i o n < / P r e v i o u s A p p l i c a t i o n > + 
+         < P r e v i o u s A p p l i c a t i o n s   E l e m e n t T y p e = " C o l u m n "   E l e m e n t I d = " 1 9 8 6 3 3 5 0 6 1 "   D a t a T y p e = " S t r i n g " > P r e v i o u s A p p l i c a t i o n s < / P r e v i o u s A p p l i c a t i o n s > + 
+         < R e t r o A c t i v e A p p l i c a t i o n   E l e m e n t T y p e = " C o l u m n "   E l e m e n t I d = " 1 8 6 1 1 4 0 7 5 5 "   D a t a T y p e = " S t r i n g " > R e t r o A c t i v e A p p l i c a t i o n < / R e t r o A c t i v e A p p l i c a t i o n > + 
+         < R e t r o A c t i v e S t a r t D a t e   E l e m e n t T y p e = " C o l u m n "   E l e m e n t I d = " 1 8 6 2 7 3 2 9 4 1 "   D a t a T y p e = " D a t e " > R e t r o A c t i v e S t a r t D a t e < / R e t r o A c t i v e S t a r t D a t e > + 
+         < S p o r t   E l e m e n t T y p e = " C o l u m n "   E l e m e n t I d = " 9 2 5 9 5 8 8 7 3 "   D a t a T y p e = " C o d e " > S p o r t < / S p o r t > + 
+         < T e l e p h o n e   E l e m e n t T y p e = " C o l u m n "   E l e m e n t I d = " 8 9 5 1 9 9 9 4 3 "   D a t a T y p e = " T e x t " > T e l e p h o n e < / T e l e p h o n e > + 
+         < R e s o u r c e   E l e m e n t T y p e = " D a t a I t e m "   E l e m e n t I d = " 1 7 9 8 5 7 0 6 9 7 " > + 
+             < S i g n a t u r e   E l e m e n t T y p e = " C o l u m n "   E l e m e n t I d = " 1 6 1 7 7 1 9 2 1 7 "   D a t a T y p e = " M e d i a " > S i g n a t u r e < / S i g n a t u r e > + 
+         < / R e s o u r c e > + 
+         < D i a g n o s i s   E l e m e n t T y p e = " D a t a I t e m "   E l e m e n t I d = " 8 7 8 5 3 8 8 3 8 " > + 
+             < d D i a g n o s i s   E l e m e n t T y p e = " C o l u m n "   E l e m e n t I d = " 4 1 7 0 9 4 6 1 8 "   D a t a T y p e = " T e x t " > d D i a g n o s i s < / d D i a g n o s i s > + 
+         < / D i a g n o s i s > + 
+         < R e t r o a c t i v e _ A p p _ E x c e p t i o n   E l e m e n t T y p e = " D a t a I t e m "   E l e m e n t I d = " 1 3 2 9 3 0 0 2 6 3 " > + 
+             < R e t r o a c t i v e E x c e p t i o n   E l e m e n t T y p e = " C o l u m n "   E l e m e n t I d = " 1 9 2 4 2 2 5 9 9 2 "   D a t a T y p e = " T e x t " > R e t r o a c t i v e E x c e p t i o n < / R e t r o a c t i v e E x c e p t i o n > + 
+         < / R e t r o a c t i v e _ A p p _ E x c e p t i o n > + 
+         < T U E _ M e d i c a t i o n _ D e t a i l s   E l e m e n t T y p e = " D a t a I t e m "   E l e m e n t I d = " 9 0 2 3 5 4 2 6 4 " > + 
+             < A p p r o v e d   E l e m e n t T y p e = " C o l u m n "   E l e m e n t I d = " 7 6 5 6 3 5 5 8 2 "   D a t a T y p e = " S t r i n g " > A p p r o v e d < / A p p r o v e d > + 
+             < P r o h i b i t e d _ S u b s t a n c e   E l e m e n t T y p e = " C o l u m n "   E l e m e n t I d = " 1 9 8 8 4 5 3 7 4 2 "   D a t a T y p e = " C o d e " > P r o h i b i t e d _ S u b s t a n c e < / P r o h i b i t e d _ S u b s t a n c e > + 
+             < S u b s t a n c e _ D e s c r i p t i o n   E l e m e n t T y p e = " C o l u m n "   E l e m e n t I d = " 2 0 0 6 1 1 7 5 0 6 "   D a t a T y p e = " T e x t " > S u b s t a n c e _ D e s c r i p t i o n < / S u b s t a n c e _ D e s c r i p t i o n > + 
+         < / T U E _ M e d i c a t i o n _ D e t a i l s > + 
+         < P r e v i o u s _ A p p l i c a t i o n _ x 0 0 3 F _   E l e m e n t T y p e = " D a t a I t e m "   E l e m e n t I d = " 2 1 1 0 1 0 4 2 9 2 " > + 
+             < P r e v A p p r o v e d   E l e m e n t T y p e = " C o l u m n "   E l e m e n t I d = " 4 5 0 4 6 3 7 1 3 "   D a t a T y p e = " S t r i n g " > P r e v A p p r o v e d < / P r e v A p p r o v e d > + 
+             < P r e v P r o h i b i t e d _ S u b s t a n c e   E l e m e n t T y p e = " C o l u m n "   E l e m e n t I d = " 8 4 0 7 6 0 3 0 1 "   D a t a T y p e = " C o d e " > P r e v P r o h i b i t e d _ S u b s t a n c e < / P r e v P r o h i b i t e d _ S u b s t a n c e > + 
+             < P r e v S u b s t a n c e _ D e s c r i p t i o n   E l e m e n t T y p e = " C o l u m n "   E l e m e n t I d = " 2 0 7 2 5 5 0 2 9 7 "   D a t a T y p e = " T e x t " > P r e v S u b s t a n c e _ D e s c r i p t i o n < / P r e v S u b s t a n c e _ D e s c r i p t i o n >   
          < / P r e v i o u s _ A p p l i c a t i o n _ x 0 0 3 F _ >   
